--- a/1)цт в менеджменте/12 Опросы.docx
+++ b/1)цт в менеджменте/12 Опросы.docx
@@ -42,7 +42,7 @@
           <w:szCs w:val="28"/>
           <w:lang w:eastAsia="en-US"/>
         </w:rPr>
-        <w:t>Обратная связь на сайтах</w:t>
+        <w:t>Технологии обратной связи</w:t>
       </w:r>
       <w:r>
         <w:rPr>
@@ -313,7 +313,34 @@
           <w:szCs w:val="28"/>
           <w:lang w:eastAsia="en-US"/>
         </w:rPr>
-        <w:t xml:space="preserve">Реализовать на сайте из предыдущего задания форму обратной связи. Для этого создайте опрос с помощью </w:t>
+        <w:t>Реализуйте с помощью любого интернет-сервиса опрос по любой интересующей Вас тематике</w:t>
+      </w:r>
+      <w:r>
+        <w:rPr>
+          <w:rFonts w:ascii="Times New Roman" w:eastAsiaTheme="minorHAnsi" w:hAnsi="Times New Roman" w:cs="Times New Roman"/>
+          <w:sz w:val="28"/>
+          <w:szCs w:val="28"/>
+          <w:lang w:eastAsia="en-US"/>
+        </w:rPr>
+        <w:t xml:space="preserve">. Для этого </w:t>
+      </w:r>
+      <w:r>
+        <w:rPr>
+          <w:rFonts w:ascii="Times New Roman" w:eastAsiaTheme="minorHAnsi" w:hAnsi="Times New Roman" w:cs="Times New Roman"/>
+          <w:sz w:val="28"/>
+          <w:szCs w:val="28"/>
+          <w:lang w:eastAsia="en-US"/>
+        </w:rPr>
+        <w:t>можете использовать, например,</w:t>
+      </w:r>
+      <w:r>
+        <w:rPr>
+          <w:rFonts w:ascii="Times New Roman" w:eastAsiaTheme="minorHAnsi" w:hAnsi="Times New Roman" w:cs="Times New Roman"/>
+          <w:sz w:val="28"/>
+          <w:szCs w:val="28"/>
+          <w:lang w:eastAsia="en-US"/>
+        </w:rPr>
+        <w:t xml:space="preserve"> </w:t>
       </w:r>
       <w:r>
         <w:rPr>
@@ -331,7 +358,25 @@
           <w:szCs w:val="28"/>
           <w:lang w:eastAsia="en-US"/>
         </w:rPr>
-        <w:t>-форм: выберите</w:t>
+        <w:t>-форм</w:t>
+      </w:r>
+      <w:r>
+        <w:rPr>
+          <w:rFonts w:ascii="Times New Roman" w:eastAsiaTheme="minorHAnsi" w:hAnsi="Times New Roman" w:cs="Times New Roman"/>
+          <w:sz w:val="28"/>
+          <w:szCs w:val="28"/>
+          <w:lang w:eastAsia="en-US"/>
+        </w:rPr>
+        <w:t>ы</w:t>
+      </w:r>
+      <w:r>
+        <w:rPr>
+          <w:rFonts w:ascii="Times New Roman" w:eastAsiaTheme="minorHAnsi" w:hAnsi="Times New Roman" w:cs="Times New Roman"/>
+          <w:sz w:val="28"/>
+          <w:szCs w:val="28"/>
+          <w:lang w:eastAsia="en-US"/>
+        </w:rPr>
+        <w:t>: выберите</w:t>
       </w:r>
       <w:r>
         <w:rPr>
@@ -446,228 +491,97 @@
           <w:lang w:eastAsia="en-US"/>
         </w:rPr>
       </w:pPr>
+      <w:r>
+        <w:rPr>
+          <w:rFonts w:ascii="Times New Roman" w:eastAsiaTheme="minorHAnsi" w:hAnsi="Times New Roman" w:cs="Times New Roman"/>
+          <w:sz w:val="28"/>
+          <w:szCs w:val="28"/>
+          <w:lang w:eastAsia="en-US"/>
+        </w:rPr>
+        <w:t xml:space="preserve">2) </w:t>
+      </w:r>
+      <w:r>
+        <w:rPr>
+          <w:rFonts w:ascii="Times New Roman" w:eastAsiaTheme="minorHAnsi" w:hAnsi="Times New Roman" w:cs="Times New Roman"/>
+          <w:sz w:val="28"/>
+          <w:szCs w:val="28"/>
+          <w:lang w:eastAsia="en-US"/>
+        </w:rPr>
+        <w:t>И</w:t>
+      </w:r>
+      <w:r>
+        <w:rPr>
+          <w:rFonts w:ascii="Times New Roman" w:eastAsiaTheme="minorHAnsi" w:hAnsi="Times New Roman" w:cs="Times New Roman"/>
+          <w:sz w:val="28"/>
+          <w:szCs w:val="28"/>
+          <w:lang w:eastAsia="en-US"/>
+        </w:rPr>
+        <w:t>спользуйте вопросы</w:t>
+      </w:r>
+      <w:r>
+        <w:rPr>
+          <w:rFonts w:ascii="Times New Roman" w:eastAsiaTheme="minorHAnsi" w:hAnsi="Times New Roman" w:cs="Times New Roman"/>
+          <w:sz w:val="28"/>
+          <w:szCs w:val="28"/>
+          <w:lang w:eastAsia="en-US"/>
+        </w:rPr>
+        <w:t xml:space="preserve"> разных типов –</w:t>
+      </w:r>
+      <w:r>
+        <w:rPr>
+          <w:rFonts w:ascii="Times New Roman" w:eastAsiaTheme="minorHAnsi" w:hAnsi="Times New Roman" w:cs="Times New Roman"/>
+          <w:sz w:val="28"/>
+          <w:szCs w:val="28"/>
+          <w:lang w:eastAsia="en-US"/>
+        </w:rPr>
+        <w:t xml:space="preserve"> с выбором одного ответа, с выбором </w:t>
+      </w:r>
+      <w:r>
+        <w:rPr>
+          <w:rFonts w:ascii="Times New Roman" w:eastAsiaTheme="minorHAnsi" w:hAnsi="Times New Roman" w:cs="Times New Roman"/>
+          <w:sz w:val="28"/>
+          <w:szCs w:val="28"/>
+          <w:lang w:eastAsia="en-US"/>
+        </w:rPr>
+        <w:t>нескольких ответов, шкала и др</w:t>
+      </w:r>
+      <w:r>
+        <w:rPr>
+          <w:rFonts w:ascii="Times New Roman" w:eastAsiaTheme="minorHAnsi" w:hAnsi="Times New Roman" w:cs="Times New Roman"/>
+          <w:sz w:val="28"/>
+          <w:szCs w:val="28"/>
+          <w:lang w:eastAsia="en-US"/>
+        </w:rPr>
+        <w:t>. Не забудьте добавить вопросы, позволяющие</w:t>
+      </w:r>
+      <w:r>
+        <w:rPr>
+          <w:rFonts w:ascii="Times New Roman" w:eastAsiaTheme="minorHAnsi" w:hAnsi="Times New Roman" w:cs="Times New Roman"/>
+          <w:sz w:val="28"/>
+          <w:szCs w:val="28"/>
+          <w:lang w:eastAsia="en-US"/>
+        </w:rPr>
+        <w:t xml:space="preserve"> собрать первичную информацию о пользователе (например, почта)</w:t>
+      </w:r>
+      <w:r>
+        <w:rPr>
+          <w:rFonts w:ascii="Times New Roman" w:eastAsiaTheme="minorHAnsi" w:hAnsi="Times New Roman" w:cs="Times New Roman"/>
+          <w:sz w:val="28"/>
+          <w:szCs w:val="28"/>
+          <w:lang w:eastAsia="en-US"/>
+        </w:rPr>
+        <w:t xml:space="preserve">. </w:t>
+      </w:r>
+      <w:r>
+        <w:rPr>
+          <w:rFonts w:ascii="Times New Roman" w:eastAsiaTheme="minorHAnsi" w:hAnsi="Times New Roman" w:cs="Times New Roman"/>
+          <w:sz w:val="28"/>
+          <w:szCs w:val="28"/>
+          <w:lang w:eastAsia="en-US"/>
+        </w:rPr>
+        <w:t>Измените стандартный дизайн формы по своему желанию.</w:t>
+      </w:r>
     </w:p>
-    <w:tbl>
-      <w:tblPr>
-        <w:tblStyle w:val="a3"/>
-        <w:tblW w:w="0" w:type="auto"/>
-        <w:tblLook w:val="04A0"/>
-      </w:tblPr>
-      <w:tblGrid>
-        <w:gridCol w:w="9571"/>
-      </w:tblGrid>
-      <w:tr>
-        <w:tc>
-          <w:tcPr>
-            <w:tcW w:w="9571" w:type="dxa"/>
-          </w:tcPr>
-          <w:p>
-            <w:pPr>
-              <w:pStyle w:val="a4"/>
-              <w:ind w:left="0"/>
-              <w:jc w:val="both"/>
-              <w:rPr>
-                <w:rFonts w:ascii="Times New Roman" w:eastAsiaTheme="minorHAnsi" w:hAnsi="Times New Roman" w:cs="Times New Roman"/>
-                <w:sz w:val="28"/>
-                <w:szCs w:val="28"/>
-                <w:lang w:eastAsia="en-US"/>
-              </w:rPr>
-            </w:pPr>
-            <w:r>
-              <w:rPr>
-                <w:rFonts w:ascii="Times New Roman" w:eastAsiaTheme="minorHAnsi" w:hAnsi="Times New Roman" w:cs="Times New Roman"/>
-                <w:b/>
-                <w:sz w:val="28"/>
-                <w:szCs w:val="28"/>
-                <w:highlight w:val="yellow"/>
-                <w:lang w:eastAsia="en-US"/>
-              </w:rPr>
-              <w:t>Примечание:</w:t>
-            </w:r>
-            <w:r>
-              <w:rPr>
-                <w:rFonts w:ascii="Times New Roman" w:eastAsiaTheme="minorHAnsi" w:hAnsi="Times New Roman" w:cs="Times New Roman"/>
-                <w:sz w:val="28"/>
-                <w:szCs w:val="28"/>
-                <w:highlight w:val="yellow"/>
-                <w:lang w:eastAsia="en-US"/>
-              </w:rPr>
-              <w:t xml:space="preserve"> </w:t>
-            </w:r>
-            <w:r>
-              <w:rPr>
-                <w:rFonts w:ascii="Times New Roman" w:eastAsiaTheme="minorHAnsi" w:hAnsi="Times New Roman" w:cs="Times New Roman"/>
-                <w:sz w:val="28"/>
-                <w:szCs w:val="28"/>
-                <w:highlight w:val="yellow"/>
-                <w:lang w:eastAsia="en-US"/>
-              </w:rPr>
-              <w:t>если сайт был создан другими средствами</w:t>
-            </w:r>
-            <w:r>
-              <w:rPr>
-                <w:rFonts w:ascii="Times New Roman" w:eastAsiaTheme="minorHAnsi" w:hAnsi="Times New Roman" w:cs="Times New Roman"/>
-                <w:sz w:val="28"/>
-                <w:szCs w:val="28"/>
-                <w:highlight w:val="yellow"/>
-                <w:lang w:eastAsia="en-US"/>
-              </w:rPr>
-              <w:t xml:space="preserve"> (не с помощью </w:t>
-            </w:r>
-            <w:r>
-              <w:rPr>
-                <w:rFonts w:ascii="Times New Roman" w:eastAsiaTheme="minorHAnsi" w:hAnsi="Times New Roman" w:cs="Times New Roman"/>
-                <w:sz w:val="28"/>
-                <w:szCs w:val="28"/>
-                <w:highlight w:val="yellow"/>
-                <w:lang w:val="en-US" w:eastAsia="en-US"/>
-              </w:rPr>
-              <w:t>GoogleSites</w:t>
-            </w:r>
-            <w:r>
-              <w:rPr>
-                <w:rFonts w:ascii="Times New Roman" w:eastAsiaTheme="minorHAnsi" w:hAnsi="Times New Roman" w:cs="Times New Roman"/>
-                <w:sz w:val="28"/>
-                <w:szCs w:val="28"/>
-                <w:highlight w:val="yellow"/>
-                <w:lang w:eastAsia="en-US"/>
-              </w:rPr>
-              <w:t>)</w:t>
-            </w:r>
-            <w:r>
-              <w:rPr>
-                <w:rFonts w:ascii="Times New Roman" w:eastAsiaTheme="minorHAnsi" w:hAnsi="Times New Roman" w:cs="Times New Roman"/>
-                <w:sz w:val="28"/>
-                <w:szCs w:val="28"/>
-                <w:highlight w:val="yellow"/>
-                <w:lang w:eastAsia="en-US"/>
-              </w:rPr>
-              <w:t xml:space="preserve">, </w:t>
-            </w:r>
-            <w:r>
-              <w:rPr>
-                <w:rFonts w:ascii="Times New Roman" w:eastAsiaTheme="minorHAnsi" w:hAnsi="Times New Roman" w:cs="Times New Roman"/>
-                <w:sz w:val="28"/>
-                <w:szCs w:val="28"/>
-                <w:highlight w:val="yellow"/>
-                <w:lang w:eastAsia="en-US"/>
-              </w:rPr>
-              <w:t xml:space="preserve">можете просто сделать отдельный опрос при помощи </w:t>
-            </w:r>
-            <w:r>
-              <w:rPr>
-                <w:rFonts w:ascii="Times New Roman" w:eastAsiaTheme="minorHAnsi" w:hAnsi="Times New Roman" w:cs="Times New Roman"/>
-                <w:sz w:val="28"/>
-                <w:szCs w:val="28"/>
-                <w:highlight w:val="yellow"/>
-                <w:lang w:val="en-US" w:eastAsia="en-US"/>
-              </w:rPr>
-              <w:t>google</w:t>
-            </w:r>
-            <w:r>
-              <w:rPr>
-                <w:rFonts w:ascii="Times New Roman" w:eastAsiaTheme="minorHAnsi" w:hAnsi="Times New Roman" w:cs="Times New Roman"/>
-                <w:sz w:val="28"/>
-                <w:szCs w:val="28"/>
-                <w:highlight w:val="yellow"/>
-                <w:lang w:eastAsia="en-US"/>
-              </w:rPr>
-              <w:t xml:space="preserve"> или </w:t>
-            </w:r>
-            <w:r>
-              <w:rPr>
-                <w:rFonts w:ascii="Times New Roman" w:eastAsiaTheme="minorHAnsi" w:hAnsi="Times New Roman" w:cs="Times New Roman"/>
-                <w:sz w:val="28"/>
-                <w:szCs w:val="28"/>
-                <w:highlight w:val="yellow"/>
-                <w:lang w:val="en-US" w:eastAsia="en-US"/>
-              </w:rPr>
-              <w:t>yandex</w:t>
-            </w:r>
-            <w:r>
-              <w:rPr>
-                <w:rFonts w:ascii="Times New Roman" w:eastAsiaTheme="minorHAnsi" w:hAnsi="Times New Roman" w:cs="Times New Roman"/>
-                <w:sz w:val="28"/>
-                <w:szCs w:val="28"/>
-                <w:highlight w:val="yellow"/>
-                <w:lang w:eastAsia="en-US"/>
-              </w:rPr>
-              <w:t xml:space="preserve"> форм</w:t>
-            </w:r>
-            <w:r>
-              <w:rPr>
-                <w:rFonts w:ascii="Times New Roman" w:eastAsiaTheme="minorHAnsi" w:hAnsi="Times New Roman" w:cs="Times New Roman"/>
-                <w:sz w:val="28"/>
-                <w:szCs w:val="28"/>
-                <w:highlight w:val="yellow"/>
-                <w:lang w:eastAsia="en-US"/>
-              </w:rPr>
-              <w:t xml:space="preserve"> (Приложение 1)</w:t>
-            </w:r>
-            <w:r>
-              <w:rPr>
-                <w:rFonts w:ascii="Times New Roman" w:eastAsiaTheme="minorHAnsi" w:hAnsi="Times New Roman" w:cs="Times New Roman"/>
-                <w:sz w:val="28"/>
-                <w:szCs w:val="28"/>
-                <w:highlight w:val="yellow"/>
-                <w:lang w:eastAsia="en-US"/>
-              </w:rPr>
-              <w:t xml:space="preserve">. </w:t>
-            </w:r>
-            <w:r>
-              <w:rPr>
-                <w:rFonts w:ascii="Times New Roman" w:eastAsiaTheme="minorHAnsi" w:hAnsi="Times New Roman" w:cs="Times New Roman"/>
-                <w:sz w:val="28"/>
-                <w:szCs w:val="28"/>
-                <w:highlight w:val="yellow"/>
-                <w:lang w:eastAsia="en-US"/>
-              </w:rPr>
-              <w:t>В дальнейшем ссылку на этот опрос можно добавить на свой сайт</w:t>
-            </w:r>
-            <w:r>
-              <w:rPr>
-                <w:rFonts w:ascii="Times New Roman" w:eastAsiaTheme="minorHAnsi" w:hAnsi="Times New Roman" w:cs="Times New Roman"/>
-                <w:sz w:val="28"/>
-                <w:szCs w:val="28"/>
-                <w:highlight w:val="yellow"/>
-                <w:lang w:eastAsia="en-US"/>
-              </w:rPr>
-              <w:t xml:space="preserve"> (например, ссылка на опрос на кнопке в конструкторе </w:t>
-            </w:r>
-            <w:r>
-              <w:rPr>
-                <w:rFonts w:ascii="Times New Roman" w:eastAsiaTheme="minorHAnsi" w:hAnsi="Times New Roman" w:cs="Times New Roman"/>
-                <w:sz w:val="28"/>
-                <w:szCs w:val="28"/>
-                <w:highlight w:val="yellow"/>
-                <w:lang w:val="en-US" w:eastAsia="en-US"/>
-              </w:rPr>
-              <w:t>Tilda</w:t>
-            </w:r>
-            <w:r>
-              <w:rPr>
-                <w:rFonts w:ascii="Times New Roman" w:eastAsiaTheme="minorHAnsi" w:hAnsi="Times New Roman" w:cs="Times New Roman"/>
-                <w:sz w:val="28"/>
-                <w:szCs w:val="28"/>
-                <w:highlight w:val="yellow"/>
-                <w:lang w:eastAsia="en-US"/>
-              </w:rPr>
-              <w:t>)</w:t>
-            </w:r>
-            <w:r>
-              <w:rPr>
-                <w:rFonts w:ascii="Times New Roman" w:eastAsiaTheme="minorHAnsi" w:hAnsi="Times New Roman" w:cs="Times New Roman"/>
-                <w:sz w:val="28"/>
-                <w:szCs w:val="28"/>
-                <w:highlight w:val="yellow"/>
-                <w:lang w:eastAsia="en-US"/>
-              </w:rPr>
-              <w:t>.</w:t>
-            </w:r>
-          </w:p>
-        </w:tc>
-      </w:tr>
-    </w:tbl>
     <w:p>
       <w:pPr>
         <w:pStyle w:val="a4"/>
@@ -681,6 +595,15 @@
           <w:lang w:eastAsia="en-US"/>
         </w:rPr>
       </w:pPr>
+      <w:r>
+        <w:rPr>
+          <w:rFonts w:ascii="Times New Roman" w:eastAsiaTheme="minorHAnsi" w:hAnsi="Times New Roman" w:cs="Times New Roman"/>
+          <w:sz w:val="28"/>
+          <w:szCs w:val="28"/>
+          <w:lang w:eastAsia="en-US"/>
+        </w:rPr>
+        <w:t>3) Самостоятельно или с помощью группы пройдите этот опрос и изучите ответы, а также их визуальное представление.</w:t>
+      </w:r>
     </w:p>
     <w:p>
       <w:pPr>
@@ -702,88 +625,61 @@
           <w:szCs w:val="28"/>
           <w:lang w:eastAsia="en-US"/>
         </w:rPr>
-        <w:t xml:space="preserve">2) </w:t>
-      </w:r>
-      <w:r>
-        <w:rPr>
-          <w:rFonts w:ascii="Times New Roman" w:eastAsiaTheme="minorHAnsi" w:hAnsi="Times New Roman" w:cs="Times New Roman"/>
-          <w:sz w:val="28"/>
-          <w:szCs w:val="28"/>
-          <w:lang w:eastAsia="en-US"/>
-        </w:rPr>
-        <w:t>И</w:t>
-      </w:r>
-      <w:r>
-        <w:rPr>
-          <w:rFonts w:ascii="Times New Roman" w:eastAsiaTheme="minorHAnsi" w:hAnsi="Times New Roman" w:cs="Times New Roman"/>
-          <w:sz w:val="28"/>
-          <w:szCs w:val="28"/>
-          <w:lang w:eastAsia="en-US"/>
-        </w:rPr>
-        <w:t>спользуйте вопросы</w:t>
-      </w:r>
-      <w:r>
-        <w:rPr>
-          <w:rFonts w:ascii="Times New Roman" w:eastAsiaTheme="minorHAnsi" w:hAnsi="Times New Roman" w:cs="Times New Roman"/>
-          <w:sz w:val="28"/>
-          <w:szCs w:val="28"/>
-          <w:lang w:eastAsia="en-US"/>
-        </w:rPr>
-        <w:t xml:space="preserve"> разных типов –</w:t>
-      </w:r>
-      <w:r>
-        <w:rPr>
-          <w:rFonts w:ascii="Times New Roman" w:eastAsiaTheme="minorHAnsi" w:hAnsi="Times New Roman" w:cs="Times New Roman"/>
-          <w:sz w:val="28"/>
-          <w:szCs w:val="28"/>
-          <w:lang w:eastAsia="en-US"/>
-        </w:rPr>
-        <w:t xml:space="preserve"> с выбором одного ответа, с выбором </w:t>
-      </w:r>
-      <w:r>
-        <w:rPr>
-          <w:rFonts w:ascii="Times New Roman" w:eastAsiaTheme="minorHAnsi" w:hAnsi="Times New Roman" w:cs="Times New Roman"/>
-          <w:sz w:val="28"/>
-          <w:szCs w:val="28"/>
-          <w:lang w:eastAsia="en-US"/>
-        </w:rPr>
-        <w:t>нескольких ответов, шкала и др</w:t>
-      </w:r>
-      <w:r>
-        <w:rPr>
-          <w:rFonts w:ascii="Times New Roman" w:eastAsiaTheme="minorHAnsi" w:hAnsi="Times New Roman" w:cs="Times New Roman"/>
-          <w:sz w:val="28"/>
-          <w:szCs w:val="28"/>
-          <w:lang w:eastAsia="en-US"/>
-        </w:rPr>
-        <w:t>. Не забудьте добавить вопросы, позволяющие</w:t>
-      </w:r>
-      <w:r>
-        <w:rPr>
-          <w:rFonts w:ascii="Times New Roman" w:eastAsiaTheme="minorHAnsi" w:hAnsi="Times New Roman" w:cs="Times New Roman"/>
-          <w:sz w:val="28"/>
-          <w:szCs w:val="28"/>
-          <w:lang w:eastAsia="en-US"/>
-        </w:rPr>
-        <w:t xml:space="preserve"> собрать первичную информацию о пользователе (например, почта)</w:t>
-      </w:r>
-      <w:r>
-        <w:rPr>
-          <w:rFonts w:ascii="Times New Roman" w:eastAsiaTheme="minorHAnsi" w:hAnsi="Times New Roman" w:cs="Times New Roman"/>
-          <w:sz w:val="28"/>
-          <w:szCs w:val="28"/>
-          <w:lang w:eastAsia="en-US"/>
-        </w:rPr>
-        <w:t xml:space="preserve">. </w:t>
-      </w:r>
-      <w:r>
-        <w:rPr>
-          <w:rFonts w:ascii="Times New Roman" w:eastAsiaTheme="minorHAnsi" w:hAnsi="Times New Roman" w:cs="Times New Roman"/>
-          <w:sz w:val="28"/>
-          <w:szCs w:val="28"/>
-          <w:lang w:eastAsia="en-US"/>
-        </w:rPr>
-        <w:t>Измените стандартный дизайн формы по своему желанию.</w:t>
+        <w:t xml:space="preserve">4) Перенесите интересующие Вас вопросы в </w:t>
+      </w:r>
+      <w:r>
+        <w:rPr>
+          <w:rFonts w:ascii="Times New Roman" w:eastAsiaTheme="minorHAnsi" w:hAnsi="Times New Roman" w:cs="Times New Roman"/>
+          <w:sz w:val="28"/>
+          <w:szCs w:val="28"/>
+          <w:lang w:val="en-US" w:eastAsia="en-US"/>
+        </w:rPr>
+        <w:t>Excel</w:t>
+      </w:r>
+      <w:r>
+        <w:rPr>
+          <w:rFonts w:ascii="Times New Roman" w:eastAsiaTheme="minorHAnsi" w:hAnsi="Times New Roman" w:cs="Times New Roman"/>
+          <w:sz w:val="28"/>
+          <w:szCs w:val="28"/>
+          <w:lang w:eastAsia="en-US"/>
+        </w:rPr>
+        <w:t xml:space="preserve"> </w:t>
+      </w:r>
+      <w:r>
+        <w:rPr>
+          <w:rFonts w:ascii="Times New Roman" w:eastAsiaTheme="minorHAnsi" w:hAnsi="Times New Roman" w:cs="Times New Roman"/>
+          <w:sz w:val="28"/>
+          <w:szCs w:val="28"/>
+          <w:lang w:eastAsia="en-US"/>
+        </w:rPr>
+        <w:t xml:space="preserve">и визуализируйте их более наглядно (с помощью стилей, подписей, шрифтов). Вынесите эти графики в презентацию </w:t>
+      </w:r>
+      <w:r>
+        <w:rPr>
+          <w:rFonts w:ascii="Times New Roman" w:eastAsiaTheme="minorHAnsi" w:hAnsi="Times New Roman" w:cs="Times New Roman"/>
+          <w:sz w:val="28"/>
+          <w:szCs w:val="28"/>
+          <w:lang w:val="en-US" w:eastAsia="en-US"/>
+        </w:rPr>
+        <w:t>PowerPoint</w:t>
+      </w:r>
+      <w:r>
+        <w:rPr>
+          <w:rFonts w:ascii="Times New Roman" w:eastAsiaTheme="minorHAnsi" w:hAnsi="Times New Roman" w:cs="Times New Roman"/>
+          <w:sz w:val="28"/>
+          <w:szCs w:val="28"/>
+          <w:lang w:eastAsia="en-US"/>
+        </w:rPr>
+        <w:t xml:space="preserve"> </w:t>
+      </w:r>
+      <w:r>
+        <w:rPr>
+          <w:rFonts w:ascii="Times New Roman" w:eastAsiaTheme="minorHAnsi" w:hAnsi="Times New Roman" w:cs="Times New Roman"/>
+          <w:sz w:val="28"/>
+          <w:szCs w:val="28"/>
+          <w:lang w:eastAsia="en-US"/>
+        </w:rPr>
+        <w:t xml:space="preserve">и рядом напишите выводы/гипотезы.  </w:t>
       </w:r>
     </w:p>
     <w:p>
@@ -1153,130 +1049,13 @@
         <w:t>)</w:t>
       </w:r>
     </w:p>
-    <w:p>
-      <w:pPr>
-        <w:pStyle w:val="a4"/>
-        <w:spacing w:after="0" w:line="240" w:lineRule="auto"/>
-        <w:ind w:left="0" w:firstLine="709"/>
-        <w:jc w:val="both"/>
-        <w:rPr>
-          <w:rFonts w:ascii="Times New Roman" w:eastAsiaTheme="minorHAnsi" w:hAnsi="Times New Roman" w:cs="Times New Roman"/>
-          <w:sz w:val="28"/>
-          <w:szCs w:val="28"/>
-          <w:lang w:eastAsia="en-US"/>
-        </w:rPr>
-      </w:pPr>
-    </w:p>
-    <w:p>
-      <w:pPr>
-        <w:pStyle w:val="a4"/>
-        <w:spacing w:after="0" w:line="240" w:lineRule="auto"/>
-        <w:ind w:left="0"/>
-        <w:jc w:val="both"/>
-        <w:rPr>
-          <w:rFonts w:ascii="Times New Roman" w:eastAsiaTheme="minorHAnsi" w:hAnsi="Times New Roman" w:cs="Times New Roman"/>
-          <w:sz w:val="28"/>
-          <w:szCs w:val="28"/>
-          <w:lang w:val="en-US" w:eastAsia="en-US"/>
-        </w:rPr>
-      </w:pPr>
-      <w:r>
-        <w:rPr>
-          <w:rFonts w:ascii="Times New Roman" w:eastAsiaTheme="minorHAnsi" w:hAnsi="Times New Roman" w:cs="Times New Roman"/>
-          <w:noProof/>
-          <w:sz w:val="28"/>
-          <w:szCs w:val="28"/>
-        </w:rPr>
-        <w:lastRenderedPageBreak/>
-        <w:drawing>
-          <wp:inline distT="0" distB="0" distL="0" distR="0">
-            <wp:extent cx="5943600" cy="3179445"/>
-            <wp:effectExtent l="19050" t="0" r="0" b="0"/>
-            <wp:docPr id="1" name="Рисунок 1"/>
-            <wp:cNvGraphicFramePr>
-              <a:graphicFrameLocks xmlns:a="http://schemas.openxmlformats.org/drawingml/2006/main" noChangeAspect="1"/>
-            </wp:cNvGraphicFramePr>
-            <a:graphic xmlns:a="http://schemas.openxmlformats.org/drawingml/2006/main">
-              <a:graphicData uri="http://schemas.openxmlformats.org/drawingml/2006/picture">
-                <pic:pic xmlns:pic="http://schemas.openxmlformats.org/drawingml/2006/picture">
-                  <pic:nvPicPr>
-                    <pic:cNvPr id="0" name="Picture 1"/>
-                    <pic:cNvPicPr>
-                      <a:picLocks noChangeAspect="1" noChangeArrowheads="1"/>
-                    </pic:cNvPicPr>
-                  </pic:nvPicPr>
-                  <pic:blipFill>
-                    <a:blip r:embed="rId10" cstate="print"/>
-                    <a:srcRect/>
-                    <a:stretch>
-                      <a:fillRect/>
-                    </a:stretch>
-                  </pic:blipFill>
-                  <pic:spPr bwMode="auto">
-                    <a:xfrm>
-                      <a:off x="0" y="0"/>
-                      <a:ext cx="5943600" cy="3179445"/>
-                    </a:xfrm>
-                    <a:prstGeom prst="rect">
-                      <a:avLst/>
-                    </a:prstGeom>
-                    <a:noFill/>
-                    <a:ln w="9525">
-                      <a:noFill/>
-                      <a:miter lim="800000"/>
-                      <a:headEnd/>
-                      <a:tailEnd/>
-                    </a:ln>
-                  </pic:spPr>
-                </pic:pic>
-              </a:graphicData>
-            </a:graphic>
-          </wp:inline>
-        </w:drawing>
-      </w:r>
-    </w:p>
-    <w:p>
-      <w:pPr>
-        <w:pStyle w:val="a4"/>
-        <w:spacing w:after="0" w:line="240" w:lineRule="auto"/>
-        <w:ind w:left="0"/>
-        <w:jc w:val="center"/>
-        <w:rPr>
-          <w:rFonts w:ascii="Times New Roman" w:eastAsiaTheme="minorHAnsi" w:hAnsi="Times New Roman" w:cs="Times New Roman"/>
-          <w:b/>
-          <w:sz w:val="28"/>
-          <w:szCs w:val="28"/>
-          <w:lang w:eastAsia="en-US"/>
-        </w:rPr>
-      </w:pPr>
-      <w:r>
-        <w:rPr>
-          <w:rFonts w:ascii="Times New Roman" w:eastAsiaTheme="minorHAnsi" w:hAnsi="Times New Roman" w:cs="Times New Roman"/>
-          <w:b/>
-          <w:sz w:val="28"/>
-          <w:szCs w:val="28"/>
-          <w:lang w:eastAsia="en-US"/>
-        </w:rPr>
-        <w:t xml:space="preserve">Пример внедрения формы на </w:t>
-      </w:r>
-      <w:r>
-        <w:rPr>
-          <w:rFonts w:ascii="Times New Roman" w:eastAsiaTheme="minorHAnsi" w:hAnsi="Times New Roman" w:cs="Times New Roman"/>
-          <w:b/>
-          <w:sz w:val="28"/>
-          <w:szCs w:val="28"/>
-          <w:lang w:val="en-US" w:eastAsia="en-US"/>
-        </w:rPr>
-        <w:t>GoogleSite</w:t>
-      </w:r>
-    </w:p>
     <w:sectPr>
-      <w:headerReference w:type="even" r:id="rId11"/>
-      <w:headerReference w:type="default" r:id="rId12"/>
-      <w:footerReference w:type="even" r:id="rId13"/>
-      <w:footerReference w:type="default" r:id="rId14"/>
-      <w:headerReference w:type="first" r:id="rId15"/>
-      <w:footerReference w:type="first" r:id="rId16"/>
+      <w:headerReference w:type="even" r:id="rId10"/>
+      <w:headerReference w:type="default" r:id="rId11"/>
+      <w:footerReference w:type="even" r:id="rId12"/>
+      <w:footerReference w:type="default" r:id="rId13"/>
+      <w:headerReference w:type="first" r:id="rId14"/>
+      <w:footerReference w:type="first" r:id="rId15"/>
       <w:pgSz w:w="11906" w:h="16838"/>
       <w:pgMar w:top="1134" w:right="850" w:bottom="1134" w:left="1701" w:header="708" w:footer="708" w:gutter="0"/>
       <w:cols w:space="708"/>

--- a/1)цт в менеджменте/12 Опросы.docx
+++ b/1)цт в менеджменте/12 Опросы.docx
@@ -602,7 +602,25 @@
           <w:szCs w:val="28"/>
           <w:lang w:eastAsia="en-US"/>
         </w:rPr>
-        <w:t>3) Самостоятельно или с помощью группы пройдите этот опрос и изучите ответы, а также их визуальное представление.</w:t>
+        <w:t xml:space="preserve">3) Самостоятельно </w:t>
+      </w:r>
+      <w:r>
+        <w:rPr>
+          <w:rFonts w:ascii="Times New Roman" w:eastAsiaTheme="minorHAnsi" w:hAnsi="Times New Roman" w:cs="Times New Roman"/>
+          <w:sz w:val="28"/>
+          <w:szCs w:val="28"/>
+          <w:lang w:eastAsia="en-US"/>
+        </w:rPr>
+        <w:t>и/</w:t>
+      </w:r>
+      <w:r>
+        <w:rPr>
+          <w:rFonts w:ascii="Times New Roman" w:eastAsiaTheme="minorHAnsi" w:hAnsi="Times New Roman" w:cs="Times New Roman"/>
+          <w:sz w:val="28"/>
+          <w:szCs w:val="28"/>
+          <w:lang w:eastAsia="en-US"/>
+        </w:rPr>
+        <w:t>или с помощью группы пройдите этот опрос и изучите ответы, а также их визуальное представление.</w:t>
       </w:r>
     </w:p>
     <w:p>
@@ -679,7 +697,25 @@
           <w:szCs w:val="28"/>
           <w:lang w:eastAsia="en-US"/>
         </w:rPr>
-        <w:t xml:space="preserve">и рядом напишите выводы/гипотезы.  </w:t>
+        <w:t xml:space="preserve">и рядом напишите </w:t>
+      </w:r>
+      <w:r>
+        <w:rPr>
+          <w:rFonts w:ascii="Times New Roman" w:eastAsiaTheme="minorHAnsi" w:hAnsi="Times New Roman" w:cs="Times New Roman"/>
+          <w:sz w:val="28"/>
+          <w:szCs w:val="28"/>
+          <w:lang w:eastAsia="en-US"/>
+        </w:rPr>
+        <w:t xml:space="preserve">гипотезы и </w:t>
+      </w:r>
+      <w:r>
+        <w:rPr>
+          <w:rFonts w:ascii="Times New Roman" w:eastAsiaTheme="minorHAnsi" w:hAnsi="Times New Roman" w:cs="Times New Roman"/>
+          <w:sz w:val="28"/>
+          <w:szCs w:val="28"/>
+          <w:lang w:eastAsia="en-US"/>
+        </w:rPr>
+        <w:t xml:space="preserve">выводы.  </w:t>
       </w:r>
     </w:p>
     <w:p>
